--- a/Output/Ria_ttable_2_stratified_descriptive_characteristics.docx
+++ b/Output/Ria_ttable_2_stratified_descriptive_characteristics.docx
@@ -35,16 +35,16 @@
         <w:tblLook w:firstRow="1" w:lastRow="0" w:firstColumn="0" w:lastColumn="0" w:noHBand="0" w:noVBand="1"/>
       </w:tblPr>
       <w:tblGrid>
-        <w:gridCol w:w="4543"/>
+        <w:gridCol w:w="4811"/>
         <w:gridCol w:w="2586"/>
         <w:gridCol w:w="2576"/>
         <w:gridCol w:w="2576"/>
         <w:gridCol w:w="2576"/>
-        <w:gridCol w:w="1181"/>
+        <w:gridCol w:w="1242"/>
       </w:tblGrid>
       <w:tr>
         <w:trPr>
-          <w:trHeight w:val="902" w:hRule="auto"/>
+          <w:trHeight w:val="772" w:hRule="auto"/>
           <w:tblHeader/>
         </w:trPr>
         <w:tc>
@@ -12945,7 +12945,7 @@
       </w:tr>
       <w:tr>
         <w:trPr>
-          <w:trHeight w:val="623" w:hRule="auto"/>
+          <w:trHeight w:val="618" w:hRule="auto"/>
         </w:trPr>
         <w:tc>
           <w:tcPr>
